--- a/benchmark/outputs/gold/contract_005_B.docx
+++ b/benchmark/outputs/gold/contract_005_B.docx
@@ -17,13 +17,13 @@
         <w:autoSpaceDE w:val="0"/>
         <w:pStyle w:val="Heading1"/>
         <w:widowControl/>
-        <w:spacing w:line="386" w:lineRule="exact" w:before="240" w:after="80"/>
+        <w:spacing w:line="386" w:lineRule="exact" w:before="0" w:after="0"/>
         <w:ind w:left="0" w:right="0" w:firstLine="0"/>
         <w:jc w:val="center"/>
       </w:pPr>
       <w:r>
         <w:rPr>
-          <w:rFonts w:ascii="Helvetica" w:hAnsi="Helvetica" w:eastAsia="Helvetica"/>
+          <w:rFonts w:ascii="Arial" w:hAnsi="Arial" w:eastAsia="Helvetica"/>
           <w:b/>
           <w:i w:val="0"/>
           <w:color w:val="000000"/>
@@ -43,7 +43,7 @@
       </w:pPr>
       <w:r>
         <w:rPr>
-          <w:rFonts w:ascii="Helvetica" w:hAnsi="Helvetica" w:eastAsia="Helvetica"/>
+          <w:rFonts w:ascii="Arial" w:hAnsi="Arial" w:eastAsia="Helvetica"/>
           <w:b w:val="0"/>
           <w:i w:val="0"/>
           <w:color w:val="1E1E23"/>
@@ -53,7 +53,7 @@
       </w:r>
       <w:r>
         <w:rPr>
-          <w:rFonts w:ascii="Helvetica" w:hAnsi="Helvetica" w:eastAsia="Helvetica"/>
+          <w:rFonts w:ascii="Arial" w:hAnsi="Arial" w:eastAsia="Helvetica"/>
           <w:b w:val="0"/>
           <w:i w:val="0"/>
           <w:color w:val="1E1E23"/>
@@ -63,7 +63,7 @@
       </w:r>
       <w:r>
         <w:rPr>
-          <w:rFonts w:ascii="Helvetica" w:hAnsi="Helvetica" w:eastAsia="Helvetica"/>
+          <w:rFonts w:ascii="Arial" w:hAnsi="Arial" w:eastAsia="Helvetica"/>
           <w:b w:val="0"/>
           <w:i w:val="0"/>
           <w:color w:val="1E1E23"/>
@@ -84,7 +84,7 @@
       </w:pPr>
       <w:r>
         <w:rPr>
-          <w:rFonts w:ascii="Helvetica" w:hAnsi="Helvetica" w:eastAsia="Helvetica"/>
+          <w:rFonts w:ascii="Arial" w:hAnsi="Arial" w:eastAsia="Helvetica"/>
           <w:b/>
           <w:i w:val="0"/>
           <w:color w:val="1E1E23"/>
@@ -104,7 +104,7 @@
       </w:pPr>
       <w:r>
         <w:rPr>
-          <w:rFonts w:ascii="Helvetica" w:hAnsi="Helvetica" w:eastAsia="Helvetica"/>
+          <w:rFonts w:ascii="Arial" w:hAnsi="Arial" w:eastAsia="Helvetica"/>
           <w:b w:val="0"/>
           <w:i w:val="0"/>
           <w:color w:val="1E1E23"/>
@@ -114,7 +114,7 @@
       </w:r>
       <w:r>
         <w:rPr>
-          <w:rFonts w:ascii="Helvetica" w:hAnsi="Helvetica" w:eastAsia="Helvetica"/>
+          <w:rFonts w:ascii="Arial" w:hAnsi="Arial" w:eastAsia="Helvetica"/>
           <w:b w:val="0"/>
           <w:i w:val="0"/>
           <w:color w:val="1E1E23"/>
@@ -124,7 +124,7 @@
       </w:r>
       <w:r>
         <w:rPr>
-          <w:rFonts w:ascii="Helvetica" w:hAnsi="Helvetica" w:eastAsia="Helvetica"/>
+          <w:rFonts w:ascii="Arial" w:hAnsi="Arial" w:eastAsia="Helvetica"/>
           <w:b w:val="0"/>
           <w:i w:val="0"/>
           <w:color w:val="1E1E23"/>
@@ -145,7 +145,7 @@
       </w:pPr>
       <w:r>
         <w:rPr>
-          <w:rFonts w:ascii="Helvetica" w:hAnsi="Helvetica" w:eastAsia="Helvetica"/>
+          <w:rFonts w:ascii="Arial" w:hAnsi="Arial" w:eastAsia="Helvetica"/>
           <w:b/>
           <w:i w:val="0"/>
           <w:color w:val="1E1E23"/>
@@ -165,7 +165,7 @@
       </w:pPr>
       <w:r>
         <w:rPr>
-          <w:rFonts w:ascii="Helvetica" w:hAnsi="Helvetica" w:eastAsia="Helvetica"/>
+          <w:rFonts w:ascii="Arial" w:hAnsi="Arial" w:eastAsia="Helvetica"/>
           <w:b w:val="0"/>
           <w:i w:val="0"/>
           <w:color w:val="1E1E23"/>
@@ -175,7 +175,7 @@
       </w:r>
       <w:r>
         <w:rPr>
-          <w:rFonts w:ascii="Helvetica" w:hAnsi="Helvetica" w:eastAsia="Helvetica"/>
+          <w:rFonts w:ascii="Arial" w:hAnsi="Arial" w:eastAsia="Helvetica"/>
           <w:b w:val="0"/>
           <w:i w:val="0"/>
           <w:color w:val="1E1E23"/>
@@ -185,7 +185,7 @@
       </w:r>
       <w:r>
         <w:rPr>
-          <w:rFonts w:ascii="Helvetica" w:hAnsi="Helvetica" w:eastAsia="Helvetica"/>
+          <w:rFonts w:ascii="Arial" w:hAnsi="Arial" w:eastAsia="Helvetica"/>
           <w:b w:val="0"/>
           <w:i w:val="0"/>
           <w:color w:val="1E1E23"/>
@@ -206,7 +206,7 @@
       </w:pPr>
       <w:r>
         <w:rPr>
-          <w:rFonts w:ascii="Helvetica" w:hAnsi="Helvetica" w:eastAsia="Helvetica"/>
+          <w:rFonts w:ascii="Arial" w:hAnsi="Arial" w:eastAsia="Helvetica"/>
           <w:b/>
           <w:i w:val="0"/>
           <w:color w:val="1E1E23"/>
@@ -226,7 +226,7 @@
       </w:pPr>
       <w:r>
         <w:rPr>
-          <w:rFonts w:ascii="Helvetica" w:hAnsi="Helvetica" w:eastAsia="Helvetica"/>
+          <w:rFonts w:ascii="Arial" w:hAnsi="Arial" w:eastAsia="Helvetica"/>
           <w:b w:val="0"/>
           <w:i w:val="0"/>
           <w:color w:val="1E1E23"/>
@@ -236,7 +236,7 @@
       </w:r>
       <w:r>
         <w:rPr>
-          <w:rFonts w:ascii="Helvetica" w:hAnsi="Helvetica" w:eastAsia="Helvetica"/>
+          <w:rFonts w:ascii="Arial" w:hAnsi="Arial" w:eastAsia="Helvetica"/>
           <w:b w:val="0"/>
           <w:i w:val="0"/>
           <w:color w:val="1E1E23"/>
@@ -246,7 +246,7 @@
       </w:r>
       <w:r>
         <w:rPr>
-          <w:rFonts w:ascii="Helvetica" w:hAnsi="Helvetica" w:eastAsia="Helvetica"/>
+          <w:rFonts w:ascii="Arial" w:hAnsi="Arial" w:eastAsia="Helvetica"/>
           <w:b w:val="0"/>
           <w:i w:val="0"/>
           <w:color w:val="1E1E23"/>
@@ -267,7 +267,7 @@
       </w:pPr>
       <w:r>
         <w:rPr>
-          <w:rFonts w:ascii="Helvetica" w:hAnsi="Helvetica" w:eastAsia="Helvetica"/>
+          <w:rFonts w:ascii="Arial" w:hAnsi="Arial" w:eastAsia="Helvetica"/>
           <w:b/>
           <w:i w:val="0"/>
           <w:color w:val="1E1E23"/>
@@ -287,7 +287,7 @@
       </w:pPr>
       <w:r>
         <w:rPr>
-          <w:rFonts w:ascii="Helvetica" w:hAnsi="Helvetica" w:eastAsia="Helvetica"/>
+          <w:rFonts w:ascii="Arial" w:hAnsi="Arial" w:eastAsia="Helvetica"/>
           <w:b w:val="0"/>
           <w:i w:val="0"/>
           <w:color w:val="1E1E23"/>
@@ -297,7 +297,7 @@
       </w:r>
       <w:r>
         <w:rPr>
-          <w:rFonts w:ascii="Helvetica" w:hAnsi="Helvetica" w:eastAsia="Helvetica"/>
+          <w:rFonts w:ascii="Arial" w:hAnsi="Arial" w:eastAsia="Helvetica"/>
           <w:b w:val="0"/>
           <w:i w:val="0"/>
           <w:color w:val="1E1E23"/>
@@ -307,7 +307,7 @@
       </w:r>
       <w:r>
         <w:rPr>
-          <w:rFonts w:ascii="Helvetica" w:hAnsi="Helvetica" w:eastAsia="Helvetica"/>
+          <w:rFonts w:ascii="Arial" w:hAnsi="Arial" w:eastAsia="Helvetica"/>
           <w:b w:val="0"/>
           <w:i w:val="0"/>
           <w:color w:val="1E1E23"/>
@@ -328,7 +328,7 @@
       </w:pPr>
       <w:r>
         <w:rPr>
-          <w:rFonts w:ascii="Helvetica" w:hAnsi="Helvetica" w:eastAsia="Helvetica"/>
+          <w:rFonts w:ascii="Arial" w:hAnsi="Arial" w:eastAsia="Helvetica"/>
           <w:b/>
           <w:i w:val="0"/>
           <w:color w:val="1E1E23"/>
@@ -348,7 +348,7 @@
       </w:pPr>
       <w:r>
         <w:rPr>
-          <w:rFonts w:ascii="Helvetica" w:hAnsi="Helvetica" w:eastAsia="Helvetica"/>
+          <w:rFonts w:ascii="Arial" w:hAnsi="Arial" w:eastAsia="Helvetica"/>
           <w:b w:val="0"/>
           <w:i w:val="0"/>
           <w:color w:val="1E1E23"/>
@@ -358,7 +358,7 @@
       </w:r>
       <w:r>
         <w:rPr>
-          <w:rFonts w:ascii="Helvetica" w:hAnsi="Helvetica" w:eastAsia="Helvetica"/>
+          <w:rFonts w:ascii="Arial" w:hAnsi="Arial" w:eastAsia="Helvetica"/>
           <w:b w:val="0"/>
           <w:i w:val="0"/>
           <w:color w:val="1E1E23"/>
@@ -368,7 +368,7 @@
       </w:r>
       <w:r>
         <w:rPr>
-          <w:rFonts w:ascii="Helvetica" w:hAnsi="Helvetica" w:eastAsia="Helvetica"/>
+          <w:rFonts w:ascii="Arial" w:hAnsi="Arial" w:eastAsia="Helvetica"/>
           <w:b w:val="0"/>
           <w:i w:val="0"/>
           <w:color w:val="1E1E23"/>
@@ -389,7 +389,7 @@
       </w:pPr>
       <w:r>
         <w:rPr>
-          <w:rFonts w:ascii="Helvetica" w:hAnsi="Helvetica" w:eastAsia="Helvetica"/>
+          <w:rFonts w:ascii="Arial" w:hAnsi="Arial" w:eastAsia="Helvetica"/>
           <w:b/>
           <w:i w:val="0"/>
           <w:color w:val="1E1E23"/>
@@ -409,7 +409,7 @@
       </w:pPr>
       <w:r>
         <w:rPr>
-          <w:rFonts w:ascii="Helvetica" w:hAnsi="Helvetica" w:eastAsia="Helvetica"/>
+          <w:rFonts w:ascii="Arial" w:hAnsi="Arial" w:eastAsia="Helvetica"/>
           <w:b w:val="0"/>
           <w:i w:val="0"/>
           <w:color w:val="1E1E23"/>
@@ -419,7 +419,7 @@
       </w:r>
       <w:r>
         <w:rPr>
-          <w:rFonts w:ascii="Helvetica" w:hAnsi="Helvetica" w:eastAsia="Helvetica"/>
+          <w:rFonts w:ascii="Arial" w:hAnsi="Arial" w:eastAsia="Helvetica"/>
           <w:b w:val="0"/>
           <w:i w:val="0"/>
           <w:color w:val="1E1E23"/>
@@ -429,7 +429,7 @@
       </w:r>
       <w:r>
         <w:rPr>
-          <w:rFonts w:ascii="Helvetica" w:hAnsi="Helvetica" w:eastAsia="Helvetica"/>
+          <w:rFonts w:ascii="Arial" w:hAnsi="Arial" w:eastAsia="Helvetica"/>
           <w:b w:val="0"/>
           <w:i w:val="0"/>
           <w:color w:val="1E1E23"/>
@@ -449,7 +449,7 @@
       </w:pPr>
       <w:r>
         <w:rPr>
-          <w:rFonts w:ascii="Helvetica" w:hAnsi="Helvetica" w:eastAsia="Helvetica"/>
+          <w:rFonts w:ascii="Arial" w:hAnsi="Arial" w:eastAsia="Helvetica"/>
           <w:b w:val="0"/>
           <w:i/>
           <w:color w:val="1E1E23"/>
@@ -479,7 +479,7 @@
       </w:pPr>
       <w:r>
         <w:rPr>
-          <w:rFonts w:ascii="Helvetica" w:hAnsi="Helvetica" w:eastAsia="Helvetica"/>
+          <w:rFonts w:ascii="Arial" w:hAnsi="Arial" w:eastAsia="Helvetica"/>
           <w:b w:val="0"/>
           <w:i w:val="0"/>
           <w:color w:val="72727A"/>
@@ -513,7 +513,7 @@
       </w:pPr>
       <w:r>
         <w:rPr>
-          <w:rFonts w:ascii="Helvetica" w:hAnsi="Helvetica" w:eastAsia="Helvetica"/>
+          <w:rFonts w:ascii="Arial" w:hAnsi="Arial" w:eastAsia="Helvetica"/>
           <w:b w:val="0"/>
           <w:i w:val="0"/>
           <w:color w:val="72727A"/>
